--- a/03_Team_Work/Team4/Milestone_5_Algorithms/TeamQA/KU_M5_Team4_1.6.2_ALG_processImage_v03.docx
+++ b/03_Team_Work/Team4/Milestone_5_Algorithms/TeamQA/KU_M5_Team4_1.6.2_ALG_processImage_v03.docx
@@ -5,13 +5,11 @@
     <w:p>
       <w:pPr>
         <w:keepNext/>
-        <w:outlineLvl w:val="2"/>
+        <w:outlineLvl w:val="3"/>
         <w:rPr>
           <w:rFonts w:ascii="Arial" w:hAnsi="Arial" w:cs="Arial"/>
           <w:b/>
           <w:bCs/>
-          <w:sz w:val="27"/>
-          <w:szCs w:val="27"/>
         </w:rPr>
       </w:pPr>
       <w:r>
@@ -19,8 +17,6 @@
           <w:rFonts w:ascii="Arial" w:hAnsi="Arial" w:cs="Arial"/>
           <w:b/>
           <w:bCs/>
-          <w:sz w:val="27"/>
-          <w:szCs w:val="27"/>
         </w:rPr>
         <w:t xml:space="preserve">1.6.2-ALG </w:t>
       </w:r>
@@ -30,8 +26,6 @@
           <w:rFonts w:ascii="Arial" w:hAnsi="Arial" w:cs="Arial"/>
           <w:b/>
           <w:bCs/>
-          <w:sz w:val="27"/>
-          <w:szCs w:val="27"/>
         </w:rPr>
         <w:t>processImage</w:t>
       </w:r>
@@ -41,8 +35,6 @@
           <w:rFonts w:ascii="Arial" w:hAnsi="Arial" w:cs="Arial"/>
           <w:b/>
           <w:bCs/>
-          <w:sz w:val="27"/>
-          <w:szCs w:val="27"/>
         </w:rPr>
         <w:t>() Algorithm</w:t>
       </w:r>
@@ -75,36 +67,27 @@
         <w:keepNext/>
         <w:spacing w:before="6" w:after="0" w:line="240" w:lineRule="auto"/>
         <w:rPr>
-          <w:rFonts w:ascii="Arial" w:hAnsi="Arial" w:cs="Arial"/>
+          <w:rFonts w:ascii="Times New Roman" w:hAnsi="Times New Roman" w:cs="Times New Roman"/>
           <w:sz w:val="22"/>
           <w:szCs w:val="22"/>
         </w:rPr>
       </w:pPr>
-      <w:proofErr w:type="gramStart"/>
-      <w:r>
-        <w:rPr>
-          <w:rFonts w:ascii="Arial" w:hAnsi="Arial" w:cs="Arial"/>
-          <w:sz w:val="22"/>
-          <w:szCs w:val="22"/>
-        </w:rPr>
-        <w:t>Ensures</w:t>
-      </w:r>
-      <w:proofErr w:type="gramEnd"/>
-      <w:r>
-        <w:rPr>
-          <w:rFonts w:ascii="Arial" w:hAnsi="Arial" w:cs="Arial"/>
-          <w:sz w:val="22"/>
-          <w:szCs w:val="22"/>
-        </w:rPr>
-        <w:t xml:space="preserve"> an uploaded image meets program standards by validating the file, resizing or cropping it as needed, compressing it, and preparing it for storage.</w:t>
+      <w:r>
+        <w:rPr>
+          <w:rFonts w:ascii="Times New Roman" w:hAnsi="Times New Roman" w:cs="Times New Roman"/>
+          <w:sz w:val="22"/>
+          <w:szCs w:val="22"/>
+        </w:rPr>
+        <w:t>Processes an uploaded image by checking if it is valid, resizing and cropping it to the required dimensions, compressing it to reduce file size, and returning the processed image for storage.</w:t>
       </w:r>
     </w:p>
     <w:p>
       <w:pPr>
         <w:keepNext/>
-        <w:spacing w:before="6" w:after="0" w:line="240" w:lineRule="auto"/>
         <w:rPr>
           <w:rFonts w:ascii="Arial" w:hAnsi="Arial" w:cs="Arial"/>
+          <w:b/>
+          <w:bCs/>
           <w:sz w:val="22"/>
           <w:szCs w:val="22"/>
         </w:rPr>
@@ -112,15 +95,17 @@
       <w:r>
         <w:rPr>
           <w:rFonts w:ascii="Arial" w:hAnsi="Arial" w:cs="Arial"/>
+          <w:b/>
+          <w:bCs/>
           <w:noProof/>
           <w:sz w:val="22"/>
           <w:szCs w:val="22"/>
         </w:rPr>
         <w:drawing>
-          <wp:inline distT="0" distB="0" distL="0" distR="0" wp14:anchorId="18DCE063" wp14:editId="6E3ED8AF">
-            <wp:extent cx="5934075" cy="3857625"/>
+          <wp:inline distT="0" distB="0" distL="0" distR="0" wp14:anchorId="6FCD54F1" wp14:editId="25A8E40C">
+            <wp:extent cx="5934075" cy="4829175"/>
             <wp:effectExtent l="0" t="0" r="9525" b="9525"/>
-            <wp:docPr id="660847326" name="Picture 2"/>
+            <wp:docPr id="934449812" name="Picture 3"/>
             <wp:cNvGraphicFramePr>
               <a:graphicFrameLocks xmlns:a="http://schemas.openxmlformats.org/drawingml/2006/main" noChangeAspect="1"/>
             </wp:cNvGraphicFramePr>
@@ -128,7 +113,7 @@
               <a:graphicData uri="http://schemas.openxmlformats.org/drawingml/2006/picture">
                 <pic:pic xmlns:pic="http://schemas.openxmlformats.org/drawingml/2006/picture">
                   <pic:nvPicPr>
-                    <pic:cNvPr id="660847326" name="Picture 660847326"/>
+                    <pic:cNvPr id="934449812" name="Picture 934449812"/>
                     <pic:cNvPicPr/>
                   </pic:nvPicPr>
                   <pic:blipFill>
@@ -146,7 +131,7 @@
                   <pic:spPr>
                     <a:xfrm>
                       <a:off x="0" y="0"/>
-                      <a:ext cx="5934075" cy="3857625"/>
+                      <a:ext cx="5934075" cy="4829175"/>
                     </a:xfrm>
                     <a:prstGeom prst="rect">
                       <a:avLst/>
@@ -162,6 +147,7 @@
     <w:p>
       <w:pPr>
         <w:keepNext/>
+        <w:spacing w:before="6" w:after="0" w:line="240" w:lineRule="auto"/>
         <w:rPr>
           <w:rFonts w:ascii="Arial" w:hAnsi="Arial" w:cs="Arial"/>
           <w:b/>
@@ -170,28 +156,44 @@
           <w:szCs w:val="22"/>
         </w:rPr>
       </w:pPr>
+      <w:r>
+        <w:rPr>
+          <w:rFonts w:ascii="Arial" w:hAnsi="Arial" w:cs="Arial"/>
+          <w:b/>
+          <w:bCs/>
+          <w:sz w:val="22"/>
+          <w:szCs w:val="22"/>
+        </w:rPr>
+        <w:t>Local Data:</w:t>
+      </w:r>
     </w:p>
     <w:p>
       <w:pPr>
         <w:keepNext/>
         <w:spacing w:before="6" w:after="0" w:line="240" w:lineRule="auto"/>
         <w:rPr>
-          <w:rFonts w:ascii="Arial" w:hAnsi="Arial" w:cs="Arial"/>
-          <w:b/>
-          <w:bCs/>
+          <w:rFonts w:ascii="Times New Roman" w:hAnsi="Times New Roman" w:cs="Times New Roman"/>
           <w:sz w:val="22"/>
           <w:szCs w:val="22"/>
         </w:rPr>
       </w:pPr>
-      <w:r>
-        <w:rPr>
-          <w:rFonts w:ascii="Arial" w:hAnsi="Arial" w:cs="Arial"/>
-          <w:b/>
-          <w:bCs/>
-          <w:sz w:val="22"/>
-          <w:szCs w:val="22"/>
-        </w:rPr>
-        <w:t>Local Data:</w:t>
+      <w:proofErr w:type="spellStart"/>
+      <w:r>
+        <w:rPr>
+          <w:rFonts w:ascii="Times New Roman" w:hAnsi="Times New Roman" w:cs="Times New Roman"/>
+          <w:sz w:val="22"/>
+          <w:szCs w:val="22"/>
+        </w:rPr>
+        <w:t>imageFile</w:t>
+      </w:r>
+      <w:proofErr w:type="spellEnd"/>
+      <w:r>
+        <w:rPr>
+          <w:rFonts w:ascii="Times New Roman" w:hAnsi="Times New Roman" w:cs="Times New Roman"/>
+          <w:sz w:val="22"/>
+          <w:szCs w:val="22"/>
+        </w:rPr>
+        <w:t xml:space="preserve"> : File</w:t>
       </w:r>
     </w:p>
     <w:p>
@@ -199,7 +201,7 @@
         <w:keepNext/>
         <w:spacing w:before="6" w:after="0" w:line="240" w:lineRule="auto"/>
         <w:rPr>
-          <w:rFonts w:ascii="Arial" w:hAnsi="Arial" w:cs="Arial"/>
+          <w:rFonts w:ascii="Times New Roman" w:hAnsi="Times New Roman" w:cs="Times New Roman"/>
           <w:sz w:val="22"/>
           <w:szCs w:val="22"/>
         </w:rPr>
@@ -207,20 +209,20 @@
       <w:proofErr w:type="spellStart"/>
       <w:r>
         <w:rPr>
-          <w:rFonts w:ascii="Arial" w:hAnsi="Arial" w:cs="Arial"/>
-          <w:sz w:val="22"/>
-          <w:szCs w:val="22"/>
-        </w:rPr>
-        <w:t>imageFile</w:t>
+          <w:rFonts w:ascii="Times New Roman" w:hAnsi="Times New Roman" w:cs="Times New Roman"/>
+          <w:sz w:val="22"/>
+          <w:szCs w:val="22"/>
+        </w:rPr>
+        <w:t>isValid</w:t>
       </w:r>
       <w:proofErr w:type="spellEnd"/>
       <w:r>
         <w:rPr>
-          <w:rFonts w:ascii="Arial" w:hAnsi="Arial" w:cs="Arial"/>
-          <w:sz w:val="22"/>
-          <w:szCs w:val="22"/>
-        </w:rPr>
-        <w:t xml:space="preserve"> : File</w:t>
+          <w:rFonts w:ascii="Times New Roman" w:hAnsi="Times New Roman" w:cs="Times New Roman"/>
+          <w:sz w:val="22"/>
+          <w:szCs w:val="22"/>
+        </w:rPr>
+        <w:t xml:space="preserve"> : Boolean</w:t>
       </w:r>
     </w:p>
     <w:p>
@@ -228,7 +230,7 @@
         <w:keepNext/>
         <w:spacing w:before="6" w:after="0" w:line="240" w:lineRule="auto"/>
         <w:rPr>
-          <w:rFonts w:ascii="Arial" w:hAnsi="Arial" w:cs="Arial"/>
+          <w:rFonts w:ascii="Times New Roman" w:hAnsi="Times New Roman" w:cs="Times New Roman"/>
           <w:sz w:val="22"/>
           <w:szCs w:val="22"/>
         </w:rPr>
@@ -236,20 +238,20 @@
       <w:proofErr w:type="spellStart"/>
       <w:r>
         <w:rPr>
-          <w:rFonts w:ascii="Arial" w:hAnsi="Arial" w:cs="Arial"/>
-          <w:sz w:val="22"/>
-          <w:szCs w:val="22"/>
-        </w:rPr>
-        <w:t>isValid</w:t>
+          <w:rFonts w:ascii="Times New Roman" w:hAnsi="Times New Roman" w:cs="Times New Roman"/>
+          <w:sz w:val="22"/>
+          <w:szCs w:val="22"/>
+        </w:rPr>
+        <w:t>resizedImage</w:t>
       </w:r>
       <w:proofErr w:type="spellEnd"/>
       <w:r>
         <w:rPr>
-          <w:rFonts w:ascii="Arial" w:hAnsi="Arial" w:cs="Arial"/>
-          <w:sz w:val="22"/>
-          <w:szCs w:val="22"/>
-        </w:rPr>
-        <w:t xml:space="preserve"> : Boolean</w:t>
+          <w:rFonts w:ascii="Times New Roman" w:hAnsi="Times New Roman" w:cs="Times New Roman"/>
+          <w:sz w:val="22"/>
+          <w:szCs w:val="22"/>
+        </w:rPr>
+        <w:t xml:space="preserve"> : Image</w:t>
       </w:r>
     </w:p>
     <w:p>
@@ -257,7 +259,7 @@
         <w:keepNext/>
         <w:spacing w:before="6" w:after="0" w:line="240" w:lineRule="auto"/>
         <w:rPr>
-          <w:rFonts w:ascii="Arial" w:hAnsi="Arial" w:cs="Arial"/>
+          <w:rFonts w:ascii="Times New Roman" w:hAnsi="Times New Roman" w:cs="Times New Roman"/>
           <w:sz w:val="22"/>
           <w:szCs w:val="22"/>
         </w:rPr>
@@ -265,16 +267,16 @@
       <w:proofErr w:type="spellStart"/>
       <w:r>
         <w:rPr>
-          <w:rFonts w:ascii="Arial" w:hAnsi="Arial" w:cs="Arial"/>
-          <w:sz w:val="22"/>
-          <w:szCs w:val="22"/>
-        </w:rPr>
-        <w:t>resizedImage</w:t>
+          <w:rFonts w:ascii="Times New Roman" w:hAnsi="Times New Roman" w:cs="Times New Roman"/>
+          <w:sz w:val="22"/>
+          <w:szCs w:val="22"/>
+        </w:rPr>
+        <w:t>croppedImage</w:t>
       </w:r>
       <w:proofErr w:type="spellEnd"/>
       <w:r>
         <w:rPr>
-          <w:rFonts w:ascii="Arial" w:hAnsi="Arial" w:cs="Arial"/>
+          <w:rFonts w:ascii="Times New Roman" w:hAnsi="Times New Roman" w:cs="Times New Roman"/>
           <w:sz w:val="22"/>
           <w:szCs w:val="22"/>
         </w:rPr>
@@ -286,7 +288,7 @@
         <w:keepNext/>
         <w:spacing w:before="6" w:after="0" w:line="240" w:lineRule="auto"/>
         <w:rPr>
-          <w:rFonts w:ascii="Arial" w:hAnsi="Arial" w:cs="Arial"/>
+          <w:rFonts w:ascii="Times New Roman" w:hAnsi="Times New Roman" w:cs="Times New Roman"/>
           <w:sz w:val="22"/>
           <w:szCs w:val="22"/>
         </w:rPr>
@@ -294,16 +296,16 @@
       <w:proofErr w:type="spellStart"/>
       <w:r>
         <w:rPr>
-          <w:rFonts w:ascii="Arial" w:hAnsi="Arial" w:cs="Arial"/>
-          <w:sz w:val="22"/>
-          <w:szCs w:val="22"/>
-        </w:rPr>
-        <w:t>croppedImage</w:t>
+          <w:rFonts w:ascii="Times New Roman" w:hAnsi="Times New Roman" w:cs="Times New Roman"/>
+          <w:sz w:val="22"/>
+          <w:szCs w:val="22"/>
+        </w:rPr>
+        <w:t>compressedImage</w:t>
       </w:r>
       <w:proofErr w:type="spellEnd"/>
       <w:r>
         <w:rPr>
-          <w:rFonts w:ascii="Arial" w:hAnsi="Arial" w:cs="Arial"/>
+          <w:rFonts w:ascii="Times New Roman" w:hAnsi="Times New Roman" w:cs="Times New Roman"/>
           <w:sz w:val="22"/>
           <w:szCs w:val="22"/>
         </w:rPr>
@@ -315,7 +317,7 @@
         <w:keepNext/>
         <w:spacing w:before="6" w:after="0" w:line="240" w:lineRule="auto"/>
         <w:rPr>
-          <w:rFonts w:ascii="Arial" w:hAnsi="Arial" w:cs="Arial"/>
+          <w:rFonts w:ascii="Times New Roman" w:hAnsi="Times New Roman" w:cs="Times New Roman"/>
           <w:sz w:val="22"/>
           <w:szCs w:val="22"/>
         </w:rPr>
@@ -323,16 +325,16 @@
       <w:proofErr w:type="spellStart"/>
       <w:r>
         <w:rPr>
-          <w:rFonts w:ascii="Arial" w:hAnsi="Arial" w:cs="Arial"/>
-          <w:sz w:val="22"/>
-          <w:szCs w:val="22"/>
-        </w:rPr>
-        <w:t>compressedImage</w:t>
+          <w:rFonts w:ascii="Times New Roman" w:hAnsi="Times New Roman" w:cs="Times New Roman"/>
+          <w:sz w:val="22"/>
+          <w:szCs w:val="22"/>
+        </w:rPr>
+        <w:t>processedImage</w:t>
       </w:r>
       <w:proofErr w:type="spellEnd"/>
       <w:r>
         <w:rPr>
-          <w:rFonts w:ascii="Arial" w:hAnsi="Arial" w:cs="Arial"/>
+          <w:rFonts w:ascii="Times New Roman" w:hAnsi="Times New Roman" w:cs="Times New Roman"/>
           <w:sz w:val="22"/>
           <w:szCs w:val="22"/>
         </w:rPr>
@@ -344,76 +346,7 @@
         <w:keepNext/>
         <w:spacing w:before="6" w:after="0" w:line="240" w:lineRule="auto"/>
         <w:rPr>
-          <w:rFonts w:ascii="Arial" w:hAnsi="Arial" w:cs="Arial"/>
-          <w:sz w:val="22"/>
-          <w:szCs w:val="22"/>
-        </w:rPr>
-      </w:pPr>
-      <w:proofErr w:type="spellStart"/>
-      <w:r>
-        <w:rPr>
-          <w:rFonts w:ascii="Arial" w:hAnsi="Arial" w:cs="Arial"/>
-          <w:sz w:val="22"/>
-          <w:szCs w:val="22"/>
-        </w:rPr>
-        <w:t>processedImage</w:t>
-      </w:r>
-      <w:proofErr w:type="spellEnd"/>
-      <w:r>
-        <w:rPr>
-          <w:rFonts w:ascii="Arial" w:hAnsi="Arial" w:cs="Arial"/>
-          <w:sz w:val="22"/>
-          <w:szCs w:val="22"/>
-        </w:rPr>
-        <w:t xml:space="preserve"> : </w:t>
-      </w:r>
-      <w:proofErr w:type="spellStart"/>
-      <w:r>
-        <w:rPr>
-          <w:rFonts w:ascii="Arial" w:hAnsi="Arial" w:cs="Arial"/>
-          <w:sz w:val="22"/>
-          <w:szCs w:val="22"/>
-        </w:rPr>
-        <w:t>ProcessedImage</w:t>
-      </w:r>
-      <w:proofErr w:type="spellEnd"/>
-    </w:p>
-    <w:p>
-      <w:pPr>
-        <w:keepNext/>
-        <w:spacing w:before="6" w:after="0" w:line="240" w:lineRule="auto"/>
-        <w:rPr>
-          <w:rFonts w:ascii="Arial" w:hAnsi="Arial" w:cs="Arial"/>
-          <w:sz w:val="22"/>
-          <w:szCs w:val="22"/>
-        </w:rPr>
-      </w:pPr>
-      <w:proofErr w:type="spellStart"/>
-      <w:r>
-        <w:rPr>
-          <w:rFonts w:ascii="Arial" w:hAnsi="Arial" w:cs="Arial"/>
-          <w:sz w:val="22"/>
-          <w:szCs w:val="22"/>
-        </w:rPr>
-        <w:t>errorMessage</w:t>
-      </w:r>
-      <w:proofErr w:type="spellEnd"/>
-      <w:r>
-        <w:rPr>
-          <w:rFonts w:ascii="Arial" w:hAnsi="Arial" w:cs="Arial"/>
-          <w:sz w:val="22"/>
-          <w:szCs w:val="22"/>
-        </w:rPr>
-        <w:t xml:space="preserve"> : String</w:t>
-      </w:r>
-    </w:p>
-    <w:p>
-      <w:pPr>
-        <w:keepNext/>
-        <w:rPr>
-          <w:rFonts w:ascii="Arial" w:hAnsi="Arial" w:cs="Arial"/>
-          <w:b/>
-          <w:bCs/>
+          <w:rFonts w:ascii="Times New Roman" w:hAnsi="Times New Roman" w:cs="Times New Roman"/>
           <w:sz w:val="22"/>
           <w:szCs w:val="22"/>
         </w:rPr>
